--- a/pr-preview/pr-263/chapters/defining-terms.docx
+++ b/pr-preview/pr-263/chapters/defining-terms.docx
@@ -15,7 +15,7 @@
         <w:pStyle w:val="Date"/>
       </w:pPr>
       <w:r>
-        <w:t xml:space="preserve">Last modified: 2026-10-17 02:11:43 (PDT)</w:t>
+        <w:t xml:space="preserve">Last modified: 2026-10-17 02:21:38 (PDT)</w:t>
       </w:r>
     </w:p>
     <w:p>
@@ -6149,7 +6149,37 @@
         <w:t xml:space="preserve"> </w:t>
       </w:r>
       <w:r>
-        <w:t xml:space="preserve">The candidate counterpart is</w:t>
+        <w:t xml:space="preserve">When no f form exists for the function,</w:t>
+      </w:r>
+      <w:r>
+        <w:t xml:space="preserve"> </w:t>
+      </w:r>
+      <w:r>
+        <w:t xml:space="preserve">add it in the macros repository first,</w:t>
+      </w:r>
+      <w:r>
+        <w:t xml:space="preserve"> </w:t>
+      </w:r>
+      <w:r>
+        <w:t xml:space="preserve">then bump the pin and use it,</w:t>
+      </w:r>
+      <w:r>
+        <w:t xml:space="preserve"> </w:t>
+      </w:r>
+      <w:r>
+        <w:t xml:space="preserve">as for any new macro.</w:t>
+      </w:r>
+      <w:r>
+        <w:t xml:space="preserve"> </w:t>
+      </w:r>
+      <w:r>
+        <w:t xml:space="preserve">Check first that no macro already prints the notation,</w:t>
+      </w:r>
+      <w:r>
+        <w:t xml:space="preserve"> </w:t>
+      </w:r>
+      <w:r>
+        <w:t xml:space="preserve">as</w:t>
       </w:r>
       <w:r>
         <w:t xml:space="preserve"> </w:t>
@@ -6158,10 +6188,13 @@
         <w:rPr>
           <w:rStyle w:val="VerbatimChar"/>
         </w:rPr>
-        <w:t xml:space="preserve">\candprocf{l}{D}</w:t>
-      </w:r>
-      <w:r>
-        <w:t xml:space="preserve">, which prints the model that candidate</w:t>
+        <w:t xml:space="preserve">\candfitted{l}</w:t>
+      </w:r>
+      <w:r>
+        <w:t xml:space="preserve"> </w:t>
+      </w:r>
+      <w:r>
+        <w:t xml:space="preserve">already prints the fitted model of candidate</w:t>
       </w:r>
       <w:r>
         <w:t xml:space="preserve"> </w:t>
@@ -6172,45 +6205,13 @@
         </m:r>
       </m:oMath>
       <w:r>
-        <w:t xml:space="preserve"> </w:t>
-      </w:r>
-      <w:r>
-        <w:t xml:space="preserve">fits to the data set</w:t>
-      </w:r>
-      <w:r>
-        <w:t xml:space="preserve"> </w:t>
-      </w:r>
-      <m:oMath>
-        <m:r>
-          <m:t>D</m:t>
-        </m:r>
-      </m:oMath>
-      <w:r>
-        <w:t xml:space="preserve">.</w:t>
-      </w:r>
-      <w:r>
-        <w:t xml:space="preserve"> </w:t>
-      </w:r>
-      <w:r>
-        <w:t xml:space="preserve">When no f form exists for the function,</w:t>
-      </w:r>
-      <w:r>
-        <w:t xml:space="preserve"> </w:t>
-      </w:r>
-      <w:r>
-        <w:t xml:space="preserve">add it in the macros repository first,</w:t>
-      </w:r>
-      <w:r>
-        <w:t xml:space="preserve"> </w:t>
-      </w:r>
-      <w:r>
-        <w:t xml:space="preserve">then bump the pin and use it,</w:t>
-      </w:r>
-      <w:r>
-        <w:t xml:space="preserve"> </w:t>
-      </w:r>
-      <w:r>
-        <w:t xml:space="preserve">as for any new macro.</w:t>
+        <w:t xml:space="preserve">,</w:t>
+      </w:r>
+      <w:r>
+        <w:t xml:space="preserve"> </w:t>
+      </w:r>
+      <w:r>
+        <w:t xml:space="preserve">because a second macro for the same notation is not an f form.</w:t>
       </w:r>
     </w:p>
     <w:p>

--- a/pr-preview/pr-263/chapters/defining-terms.docx
+++ b/pr-preview/pr-263/chapters/defining-terms.docx
@@ -15,7 +15,7 @@
         <w:pStyle w:val="Date"/>
       </w:pPr>
       <w:r>
-        <w:t xml:space="preserve">Last modified: 2026-10-17 02:21:38 (PDT)</w:t>
+        <w:t xml:space="preserve">Last modified: 2026-10-17 02:26:44 (PDT)</w:t>
       </w:r>
     </w:p>
     <w:p>
@@ -6149,13 +6149,51 @@
         <w:t xml:space="preserve"> </w:t>
       </w:r>
       <w:r>
-        <w:t xml:space="preserve">When no f form exists for the function,</w:t>
-      </w:r>
-      <w:r>
-        <w:t xml:space="preserve"> </w:t>
-      </w:r>
-      <w:r>
-        <w:t xml:space="preserve">add it in the macros repository first,</w:t>
+        <w:t xml:space="preserve">Before adding an f form, check that no macro already prints the notation:</w:t>
+      </w:r>
+      <w:r>
+        <w:t xml:space="preserve"> </w:t>
+      </w:r>
+      <w:r>
+        <w:rPr>
+          <w:rStyle w:val="VerbatimChar"/>
+        </w:rPr>
+        <w:t xml:space="preserve">\candfitted{l}</w:t>
+      </w:r>
+      <w:r>
+        <w:t xml:space="preserve"> </w:t>
+      </w:r>
+      <w:r>
+        <w:t xml:space="preserve">already prints the fitted model of candidate</w:t>
+      </w:r>
+      <w:r>
+        <w:t xml:space="preserve"> </w:t>
+      </w:r>
+      <m:oMath>
+        <m:r>
+          <m:t>l</m:t>
+        </m:r>
+      </m:oMath>
+      <w:r>
+        <w:t xml:space="preserve">,</w:t>
+      </w:r>
+      <w:r>
+        <w:t xml:space="preserve"> </w:t>
+      </w:r>
+      <w:r>
+        <w:t xml:space="preserve">and a second macro for the same notation is not an f form.</w:t>
+      </w:r>
+      <w:r>
+        <w:t xml:space="preserve"> </w:t>
+      </w:r>
+      <w:r>
+        <w:t xml:space="preserve">When no macro prints the notation,</w:t>
+      </w:r>
+      <w:r>
+        <w:t xml:space="preserve"> </w:t>
+      </w:r>
+      <w:r>
+        <w:t xml:space="preserve">add the f form in the macros repository first,</w:t>
       </w:r>
       <w:r>
         <w:t xml:space="preserve"> </w:t>
@@ -6168,50 +6206,6 @@
       </w:r>
       <w:r>
         <w:t xml:space="preserve">as for any new macro.</w:t>
-      </w:r>
-      <w:r>
-        <w:t xml:space="preserve"> </w:t>
-      </w:r>
-      <w:r>
-        <w:t xml:space="preserve">Check first that no macro already prints the notation,</w:t>
-      </w:r>
-      <w:r>
-        <w:t xml:space="preserve"> </w:t>
-      </w:r>
-      <w:r>
-        <w:t xml:space="preserve">as</w:t>
-      </w:r>
-      <w:r>
-        <w:t xml:space="preserve"> </w:t>
-      </w:r>
-      <w:r>
-        <w:rPr>
-          <w:rStyle w:val="VerbatimChar"/>
-        </w:rPr>
-        <w:t xml:space="preserve">\candfitted{l}</w:t>
-      </w:r>
-      <w:r>
-        <w:t xml:space="preserve"> </w:t>
-      </w:r>
-      <w:r>
-        <w:t xml:space="preserve">already prints the fitted model of candidate</w:t>
-      </w:r>
-      <w:r>
-        <w:t xml:space="preserve"> </w:t>
-      </w:r>
-      <m:oMath>
-        <m:r>
-          <m:t>l</m:t>
-        </m:r>
-      </m:oMath>
-      <w:r>
-        <w:t xml:space="preserve">,</w:t>
-      </w:r>
-      <w:r>
-        <w:t xml:space="preserve"> </w:t>
-      </w:r>
-      <w:r>
-        <w:t xml:space="preserve">because a second macro for the same notation is not an f form.</w:t>
       </w:r>
     </w:p>
     <w:p>
